--- a/Docs/Action V31 for EDD20.docx
+++ b/Docs/Action V31 for EDD20.docx
@@ -42735,6 +42735,20 @@
         <w:t>EventClass_* = any variables associated with the event. See the code base around UIEvents</w:t>
       </w:r>
     </w:p>
+    <w:p>
+      <w:r>
+        <w:t xml:space="preserve">Status_* </w:t>
+      </w:r>
+      <w:r>
+        <w:rPr>
+          <w:vertAlign w:val="superscript"/>
+        </w:rPr>
+        <w:t xml:space="preserve">[31] </w:t>
+      </w:r>
+      <w:r>
+        <w:t>= status information of various flags from the status.json</w:t>
+      </w:r>
+    </w:p>
     <w:p/>
     <w:p>
       <w:r>
@@ -42924,6 +42938,7 @@
         </w:numPr>
       </w:pPr>
       <w:r>
+        <w:lastRenderedPageBreak/>
         <w:t>MainShipSupercruise,</w:t>
       </w:r>
     </w:p>
@@ -42936,7 +42951,6 @@
         </w:numPr>
       </w:pPr>
       <w:r>
-        <w:lastRenderedPageBreak/>
         <w:t>MainShipLanded,</w:t>
       </w:r>
     </w:p>
@@ -43594,6 +43608,7 @@
         </w:numPr>
       </w:pPr>
       <w:r>
+        <w:lastRenderedPageBreak/>
         <w:t>EventClass_</w:t>
       </w:r>
       <w:r>
@@ -43609,7 +43624,6 @@
         </w:numPr>
       </w:pPr>
       <w:r>
-        <w:lastRenderedPageBreak/>
         <w:t>EventClass_</w:t>
       </w:r>
       <w:r>
@@ -44024,6 +44038,7 @@
     <w:p/>
     <w:p>
       <w:r>
+        <w:lastRenderedPageBreak/>
         <w:t xml:space="preserve">For MatchesSemiColonList you can build complicated </w:t>
       </w:r>
       <w:r>
@@ -44039,7 +44054,6 @@
         </w:numPr>
       </w:pPr>
       <w:r>
-        <w:lastRenderedPageBreak/>
         <w:t>"Increase|More Engine Power;More Engines;Engines Up;Increase Engines"</w:t>
       </w:r>
     </w:p>
@@ -44249,6 +44263,7 @@
       <w:bookmarkStart w:id="348" w:name="_Toc233271646"/>
       <w:bookmarkStart w:id="349" w:name="_Toc233272072"/>
       <w:r>
+        <w:lastRenderedPageBreak/>
         <w:t xml:space="preserve">User Key Press </w:t>
       </w:r>
       <w:r>
